--- a/Pregrado/Trabajo de grado 3/Clases/Recursos/ACAs/Coevaluacion individual (2%) - instructivo.docx
+++ b/Pregrado/Trabajo de grado 3/Clases/Recursos/ACAs/Coevaluacion individual (2%) - instructivo.docx
@@ -511,7 +511,7 @@
           <w:color w:val="2B2B2B"/>
           <w:sz w:val="22"/>
         </w:rPr>
-        <w:t>15 de noviembre de 2026</w:t>
+        <w:t>10 de noviembre de 2026</w:t>
       </w:r>
       <w:r>
         <w:rPr>
@@ -520,7 +520,7 @@
           <w:color w:val="2B2B2B"/>
           <w:sz w:val="22"/>
         </w:rPr>
-        <w:t xml:space="preserve"> (ventana 03/11/2026 – 15/11/2026)</w:t>
+        <w:t xml:space="preserve"> (ventana 03/11/2026 – 10/11/2026)</w:t>
       </w:r>
     </w:p>
     <w:p>
@@ -552,7 +552,7 @@
           <w:color w:val="2B2B2B"/>
           <w:sz w:val="22"/>
         </w:rPr>
-        <w:t>22 de noviembre de 2026</w:t>
+        <w:t>17 de noviembre de 2026</w:t>
       </w:r>
       <w:r>
         <w:rPr>
@@ -561,7 +561,7 @@
           <w:color w:val="2B2B2B"/>
           <w:sz w:val="22"/>
         </w:rPr>
-        <w:t xml:space="preserve"> (ventana 10/11/2026 – 22/11/2026)</w:t>
+        <w:t xml:space="preserve"> (ventana 10/11/2026 – 17/11/2026)</w:t>
       </w:r>
     </w:p>
     <w:p>
@@ -2726,7 +2726,7 @@
                 <w:color w:val="2B2B2B"/>
                 <w:sz w:val="20"/>
               </w:rPr>
-              <w:t>15/11/2026 / 22/11/2026</w:t>
+              <w:t>10/11/2026 / 17/11/2026</w:t>
             </w:r>
           </w:p>
         </w:tc>
@@ -2823,7 +2823,7 @@
                 <w:color w:val="2B2B2B"/>
                 <w:sz w:val="20"/>
               </w:rPr>
-              <w:t>15/11/2026 / 22/11/2026</w:t>
+              <w:t>10/11/2026 / 17/11/2026</w:t>
             </w:r>
           </w:p>
         </w:tc>

--- a/Pregrado/Trabajo de grado 3/Clases/Recursos/ACAs/Coevaluacion individual (2%) - instructivo.docx
+++ b/Pregrado/Trabajo de grado 3/Clases/Recursos/ACAs/Coevaluacion individual (2%) - instructivo.docx
@@ -479,21 +479,7 @@
           <w:color w:val="2B2B2B"/>
           <w:sz w:val="22"/>
         </w:rPr>
-        <w:t>Ventanas (CDigital) según grupo:</w:t>
-      </w:r>
-    </w:p>
-    <w:p>
-      <w:pPr>
-        <w:pStyle w:val="ListBullet"/>
-      </w:pPr>
-      <w:r>
-        <w:rPr>
-          <w:rFonts w:ascii="Calibri" w:hAnsi="Calibri"/>
-          <w:b/>
-          <w:color w:val="2B2B2B"/>
-          <w:sz w:val="22"/>
-        </w:rPr>
-        <w:t>Grupos 54450:</w:t>
+        <w:t>Ventana para participar en el foro (CDigital) · Grupos 54450 / 54466 / 54467:</w:t>
       </w:r>
       <w:r>
         <w:rPr>
@@ -502,7 +488,7 @@
           <w:color w:val="2B2B2B"/>
           <w:sz w:val="22"/>
         </w:rPr>
-        <w:t xml:space="preserve"> </w:t>
+        <w:t xml:space="preserve"> 03/11/2026 – 10/11/2026 (cierra </w:t>
       </w:r>
       <w:r>
         <w:rPr>
@@ -520,48 +506,7 @@
           <w:color w:val="2B2B2B"/>
           <w:sz w:val="22"/>
         </w:rPr>
-        <w:t xml:space="preserve"> (ventana 03/11/2026 – 10/11/2026)</w:t>
-      </w:r>
-    </w:p>
-    <w:p>
-      <w:pPr>
-        <w:pStyle w:val="ListBullet"/>
-      </w:pPr>
-      <w:r>
-        <w:rPr>
-          <w:rFonts w:ascii="Calibri" w:hAnsi="Calibri"/>
-          <w:b/>
-          <w:color w:val="2B2B2B"/>
-          <w:sz w:val="22"/>
-        </w:rPr>
-        <w:t>Grupos 54466 / 54467:</w:t>
-      </w:r>
-      <w:r>
-        <w:rPr>
-          <w:rFonts w:ascii="Calibri" w:hAnsi="Calibri"/>
-          <w:b w:val="0"/>
-          <w:color w:val="2B2B2B"/>
-          <w:sz w:val="22"/>
-        </w:rPr>
-        <w:t xml:space="preserve"> </w:t>
-      </w:r>
-      <w:r>
-        <w:rPr>
-          <w:rFonts w:ascii="Calibri" w:hAnsi="Calibri"/>
-          <w:b/>
-          <w:color w:val="2B2B2B"/>
-          <w:sz w:val="22"/>
-        </w:rPr>
-        <w:t>17 de noviembre de 2026</w:t>
-      </w:r>
-      <w:r>
-        <w:rPr>
-          <w:rFonts w:ascii="Calibri" w:hAnsi="Calibri"/>
-          <w:b w:val="0"/>
-          <w:color w:val="2B2B2B"/>
-          <w:sz w:val="22"/>
-        </w:rPr>
-        <w:t xml:space="preserve"> (ventana 10/11/2026 – 17/11/2026)</w:t>
+        <w:t>).</w:t>
       </w:r>
     </w:p>
     <w:p>
@@ -599,25 +544,7 @@
           <w:color w:val="2B2B2B"/>
           <w:sz w:val="22"/>
         </w:rPr>
-        <w:t xml:space="preserve"> de la nota (corte 3) · </w:t>
-      </w:r>
-      <w:r>
-        <w:rPr>
-          <w:rFonts w:ascii="Calibri" w:hAnsi="Calibri"/>
-          <w:b/>
-          <w:color w:val="2B2B2B"/>
-          <w:sz w:val="22"/>
-        </w:rPr>
-        <w:t>Día de clase:</w:t>
-      </w:r>
-      <w:r>
-        <w:rPr>
-          <w:rFonts w:ascii="Calibri" w:hAnsi="Calibri"/>
-          <w:b w:val="0"/>
-          <w:color w:val="2B2B2B"/>
-          <w:sz w:val="22"/>
-        </w:rPr>
-        <w:t xml:space="preserve"> mar.</w:t>
+        <w:t xml:space="preserve"> de la nota (corte 3).</w:t>
       </w:r>
     </w:p>
     <w:p>
@@ -2542,7 +2469,7 @@
                 <w:color w:val="2B2B2B"/>
                 <w:sz w:val="20"/>
               </w:rPr>
-              <w:t>07/11/2026 / 14/11/2026</w:t>
+              <w:t>07/11/2026</w:t>
             </w:r>
           </w:p>
         </w:tc>
@@ -2726,7 +2653,7 @@
                 <w:color w:val="2B2B2B"/>
                 <w:sz w:val="20"/>
               </w:rPr>
-              <w:t>10/11/2026 / 17/11/2026</w:t>
+              <w:t>10/11/2026</w:t>
             </w:r>
           </w:p>
         </w:tc>
@@ -2823,7 +2750,7 @@
                 <w:color w:val="2B2B2B"/>
                 <w:sz w:val="20"/>
               </w:rPr>
-              <w:t>10/11/2026 / 17/11/2026</w:t>
+              <w:t>10/11/2026</w:t>
             </w:r>
           </w:p>
         </w:tc>

--- a/Pregrado/Trabajo de grado 3/Clases/Recursos/ACAs/Coevaluacion individual (2%) - instructivo.docx
+++ b/Pregrado/Trabajo de grado 3/Clases/Recursos/ACAs/Coevaluacion individual (2%) - instructivo.docx
@@ -362,7 +362,7 @@
           <w:color w:val="2B2B2B"/>
           <w:sz w:val="22"/>
         </w:rPr>
-        <w:t xml:space="preserve"> Corte 1 30% = Quiz 1 6% + Parcial 1 24% · Corte 2 30% = Quiz 2 9% + Parcial 2 21% · Corte 3 40% = ACA Final 32% + Quiz 3 4% + Autoevaluación 2% + Coevaluación 2%. El artículo se entrega como </w:t>
+        <w:t xml:space="preserve"> Corte 1 30% = Quiz 1 6% + Parcial 1 24% · Corte 2 30% = Quiz 2 9% + Parcial 2 21% · Corte 3 40% = ACA Final 32% + Quiz 3 4% + Autoevaluación 2% + Coevaluación 2%. El documento de grado se entrega como </w:t>
       </w:r>
       <w:r>
         <w:rPr>
@@ -398,7 +398,7 @@
           <w:color w:val="2B2B2B"/>
           <w:sz w:val="22"/>
         </w:rPr>
-        <w:t xml:space="preserve"> en el aula. Artículo ≥ 50 referencias y ≥ 4.000 palabras. Cierre: póster, antiplagio, repositorio.</w:t>
+        <w:t xml:space="preserve"> en el aula. Documento ≥ 50 referencias y ≥ 4.000 palabras. Cierre: póster, antiplagio, repositorio.</w:t>
       </w:r>
     </w:p>
     <w:p>
